--- a/Polarion应用安全检测报告_东风汽车股份.docx
+++ b/Polarion应用安全检测报告_东风汽车股份.docx
@@ -861,7 +861,7 @@
         <w:rPr>
           <w:i w:val="0"/>
         </w:rPr>
-        <w:t>本次安全检测共完成 55 项检测内容，共计发现 8 个安全风险，其中高危风险 0 个、中危风险 7 个、低危风险 1 个（判定为“不符合”）。另有“符合” 22 项、“未测试” 23 项、“不涉及” 2 项。</w:t>
+        <w:t>本次安全检测共完成 55 项检测内容，共计发现 10 个安全风险，其中高危风险 1 个、中危风险 8 个、低危风险 1 个（判定为“不符合”）。另有“符合” 24 项、“未测试” 19 项、“不涉及” 2 项。</w:t>
       </w:r>
     </w:p>
     <w:p>
@@ -869,7 +869,7 @@
         <w:rPr>
           <w:i w:val="0"/>
         </w:rPr>
-        <w:t>“未测试” 23 项系因测试条件受限（如缺少对照账号、生产环境非破坏性约束、经隧道无法验证等）无法完成验证，据实标记并说明原因；“不涉及” 2 项系统不涉及对应功能场景。</w:t>
+        <w:t>“未测试” 19 项系因测试条件受限（如缺少对照账号、生产环境非破坏性约束、经隧道无法验证等）无法完成验证，据实标记并说明原因；“不涉及” 2 项系统不涉及对应功能场景。</w:t>
       </w:r>
     </w:p>
     <w:p>
@@ -1140,6 +1140,60 @@
           </w:tcPr>
           <w:p>
             <w:r>
+              <w:t>3.5.8</w:t>
+            </w:r>
+          </w:p>
+        </w:tc>
+        <w:tc>
+          <w:tcPr>
+            <w:tcW w:type="dxa" w:w="1728"/>
+          </w:tcPr>
+          <w:p>
+            <w:r>
+              <w:t>强密码策略安全测试</w:t>
+            </w:r>
+          </w:p>
+        </w:tc>
+        <w:tc>
+          <w:tcPr>
+            <w:tcW w:type="dxa" w:w="1728"/>
+          </w:tcPr>
+          <w:p>
+            <w:r>
+              <w:rPr>
+                <w:b/>
+                <w:color w:val="E36C09"/>
+              </w:rPr>
+              <w:t>中</w:t>
+            </w:r>
+          </w:p>
+        </w:tc>
+        <w:tc>
+          <w:tcPr>
+            <w:tcW w:type="dxa" w:w="1728"/>
+          </w:tcPr>
+          <w:p>
+            <w:r/>
+          </w:p>
+        </w:tc>
+      </w:tr>
+      <w:tr>
+        <w:tc>
+          <w:tcPr>
+            <w:tcW w:type="dxa" w:w="1728"/>
+          </w:tcPr>
+          <w:p>
+            <w:r>
+              <w:t>5</w:t>
+            </w:r>
+          </w:p>
+        </w:tc>
+        <w:tc>
+          <w:tcPr>
+            <w:tcW w:type="dxa" w:w="1728"/>
+          </w:tcPr>
+          <w:p>
+            <w:r>
               <w:t>3.7.1</w:t>
             </w:r>
           </w:p>
@@ -1184,7 +1238,7 @@
           </w:tcPr>
           <w:p>
             <w:r>
-              <w:t>5</w:t>
+              <w:t>6</w:t>
             </w:r>
           </w:p>
         </w:tc>
@@ -1238,7 +1292,7 @@
           </w:tcPr>
           <w:p>
             <w:r>
-              <w:t>6</w:t>
+              <w:t>7</w:t>
             </w:r>
           </w:p>
         </w:tc>
@@ -1292,7 +1346,7 @@
           </w:tcPr>
           <w:p>
             <w:r>
-              <w:t>7</w:t>
+              <w:t>8</w:t>
             </w:r>
           </w:p>
         </w:tc>
@@ -1346,7 +1400,7 @@
           </w:tcPr>
           <w:p>
             <w:r>
-              <w:t>8</w:t>
+              <w:t>9</w:t>
             </w:r>
           </w:p>
         </w:tc>
@@ -1381,6 +1435,60 @@
                 <w:color w:val="E36C09"/>
               </w:rPr>
               <w:t>中</w:t>
+            </w:r>
+          </w:p>
+        </w:tc>
+        <w:tc>
+          <w:tcPr>
+            <w:tcW w:type="dxa" w:w="1728"/>
+          </w:tcPr>
+          <w:p>
+            <w:r/>
+          </w:p>
+        </w:tc>
+      </w:tr>
+      <w:tr>
+        <w:tc>
+          <w:tcPr>
+            <w:tcW w:type="dxa" w:w="1728"/>
+          </w:tcPr>
+          <w:p>
+            <w:r>
+              <w:t>10</w:t>
+            </w:r>
+          </w:p>
+        </w:tc>
+        <w:tc>
+          <w:tcPr>
+            <w:tcW w:type="dxa" w:w="1728"/>
+          </w:tcPr>
+          <w:p>
+            <w:r>
+              <w:t>3.13.3</w:t>
+            </w:r>
+          </w:p>
+        </w:tc>
+        <w:tc>
+          <w:tcPr>
+            <w:tcW w:type="dxa" w:w="1728"/>
+          </w:tcPr>
+          <w:p>
+            <w:r>
+              <w:t>弱口令安全测试</w:t>
+            </w:r>
+          </w:p>
+        </w:tc>
+        <w:tc>
+          <w:tcPr>
+            <w:tcW w:type="dxa" w:w="1728"/>
+          </w:tcPr>
+          <w:p>
+            <w:r>
+              <w:rPr>
+                <w:b/>
+                <w:color w:val="C00000"/>
+              </w:rPr>
+              <w:t>高</w:t>
             </w:r>
           </w:p>
         </w:tc>
@@ -1399,7 +1507,7 @@
         <w:rPr>
           <w:i/>
         </w:rPr>
-        <w:t>注：上表仅列出本次判定为“不符合”的 8 项风险；全部 55 项检测内容的逐项结果（含符合/未测试/不涉及）详见“检测详情”。“复测结果”列供整改复测时填写。</w:t>
+        <w:t>注：上表仅列出本次判定为“不符合”的 10 项风险；全部 55 项检测内容的逐项结果（含符合/未测试/不涉及）详见“检测详情”。“复测结果”列供整改复测时填写。</w:t>
       </w:r>
     </w:p>
     <w:p>
@@ -3521,7 +3629,7 @@
           </w:tcPr>
           <w:p>
             <w:r>
-              <w:t>为遵循最小影响原则，未对登录接口开展任何高强度自动化爆破，仅以极少量对照请求验证验证码控件缺失这一事实。</w:t>
+              <w:t>为遵循最小影响原则，未对登录接口开展任何高强度自动化爆破，仅以极少量对照请求验证验证码控件缺失这一事实。系统具备失败锁定机制（详见 AUTH-006）可作为部分补偿控制，但不能替代人机验证——锁定主要防在线爆破，验证码还可抑制自动化撞库与脚本化提交。</w:t>
             </w:r>
           </w:p>
         </w:tc>
@@ -5006,9 +5114,9 @@
             <w:r>
               <w:rPr>
                 <w:b/>
-                <w:color w:val="BF8F00"/>
-              </w:rPr>
-              <w:t>未测试</w:t>
+                <w:color w:val="008000"/>
+              </w:rPr>
+              <w:t>符合</w:t>
             </w:r>
           </w:p>
         </w:tc>
@@ -5034,7 +5142,7 @@
           </w:tcPr>
           <w:p>
             <w:r>
-              <w:t>验证账号多次登录失败锁定阈值需要对同一账号连续提交多次错误口令，该行为等同于对生产系统发起口令爆破，且存在将客户提供的管理员账号锁定、影响业务可用性的实际风险，违反最小影响原则与不进行高强度爆破的约束，本次未执行，故不做结论。已确认的事实：本次发送的极少量错误凭据请求未返回任何账号锁定或剩余尝试次数提示。</w:t>
+              <w:t>实测系统具备账号多次登录失败锁定机制。取证过程（在客户额外提供的低权限一次性账号 savetest 上进行，避免影响管理员账号）：(1) 首先确认该账号以正确口令可成功认证（服务端下发 JSESSIONIDSSO 单点登录会话标识）；(2) 随后以该账号连续提交少量错误口令（受最小影响原则约束，尝试次数严格限制在个位数）；(3) 达到失败阈值后，再次以该账号的正确口令登录被服务端拒绝（HTTP 403 且不再下发 JSESSIONIDSSO），即账号已被锁定，正确口令亦无法立即登录；(4) 间隔 60 秒后重试，正确口令仍被拒绝，说明锁定不会在短时间内自动解除。证明失败锁定策略真实生效，可有效抑制在线口令爆破。</w:t>
             </w:r>
           </w:p>
         </w:tc>
@@ -5084,7 +5192,7 @@
           </w:tcPr>
           <w:p>
             <w:r>
-              <w:t>建议在测试环境以一次性账号补测锁定阈值与自动解锁时长，或由管理员提供服务端锁定策略配置佐证。</w:t>
+              <w:t>为遵循最小影响原则，仅验证「锁定确实触发」这一事实，未继续枚举精确的失败阈值与完整锁定时长；测试导致 savetest 账号进入锁定状态，需由管理员在用户管理中解锁或等待锁定期满后方可恢复使用。建议管理员补充确认锁定阈值、锁定持续时间与自动解锁策略配置。</w:t>
             </w:r>
           </w:p>
         </w:tc>
@@ -5631,9 +5739,9 @@
             <w:r>
               <w:rPr>
                 <w:b/>
-                <w:color w:val="BF8F00"/>
-              </w:rPr>
-              <w:t>未测试</w:t>
+                <w:color w:val="C00000"/>
+              </w:rPr>
+              <w:t>不符合</w:t>
             </w:r>
           </w:p>
         </w:tc>
@@ -5659,7 +5767,7 @@
           </w:tcPr>
           <w:p>
             <w:r>
-              <w:t>口令复杂度策略的实际强制效果需通过新建账号或修改现有账号口令方能验证，属于会变更生产账号与凭据的操作，在最小影响原则下本次未执行，故不做结论。已确认的事实：管理端「用户管理」树中不存在可读的口令策略配置节点，「身份验证」配置中认证提供者为本地口令方式，配置项为不含额外策略属性的默认形态，Polarion 的口令复杂度策略由服务端配置文件承载，管理界面不可读。</w:t>
+              <w:t>实测口令复杂度策略未得到有效强制。直接证据：系统中实际存在并可正常登录的账号 savetest，其口令为一个 6 位纯数字弱口令（长度 6 位、仅单一字符类型、属公认 Top 弱口令，本报告不记录原文），远低于「长度≥八位且含多类字符」的常见复杂度基线，却仍可作为有效凭据完成认证（详见 VULN-003；本报告不记录口令原文）。这表明系统要么未启用口令复杂度策略，要么策略未对存量账号生效，未能阻止弱口令的设置与使用。另管理端「用户管理」树中也未见可读的口令复杂度策略配置节点。</w:t>
             </w:r>
           </w:p>
         </w:tc>
@@ -5684,7 +5792,9 @@
             <w:tcW w:type="dxa" w:w="7488"/>
           </w:tcPr>
           <w:p>
-            <w:r/>
+            <w:r>
+              <w:t>1、在服务端启用并强制口令复杂度策略（最小长度≥八位、大小写字母+数字+特殊字符中至少三类、禁用连续或重复字符），对新建与改密均强制校验；2、集成弱口令黑名单拦截常见纯数字/连续数字等口令；3、对存量弱口令账号强制首次登录改密；4、定期开展口令强度审计。</w:t>
+            </w:r>
           </w:p>
         </w:tc>
       </w:tr>
@@ -5709,7 +5819,7 @@
           </w:tcPr>
           <w:p>
             <w:r>
-              <w:t>建议由系统管理员提供服务端口令策略配置佐证（最小长度、字符种类组合、伪强密码检测是否启用），或在测试环境用一次性账号补测。</w:t>
+              <w:t>本项与 VULN-003 基于同一实测事实（savetest 以一个 6 位纯数字弱口令即可登录，原文不记录）：VULN-003 从“存在弱口令”角度定性，AUTH-008 从“复杂度策略未强制”角度定性。建议管理员补充服务端口令策略配置现状作为整改依据。</w:t>
             </w:r>
           </w:p>
         </w:tc>
@@ -6285,7 +6395,7 @@
           </w:tcPr>
           <w:p>
             <w:r>
-              <w:t>资源标识可枚举场景下的实际越权效果详见 PER-002（因缺少低权限对照账号未能完成验证）。</w:t>
+              <w:t>资源标识可枚举场景下的实际越权效果详见 PER-002，已使用低权限对照账号完成验证，未发现越权。</w:t>
             </w:r>
           </w:p>
         </w:tc>
@@ -6846,9 +6956,9 @@
             <w:r>
               <w:rPr>
                 <w:b/>
-                <w:color w:val="BF8F00"/>
-              </w:rPr>
-              <w:t>未测试</w:t>
+                <w:color w:val="008000"/>
+              </w:rPr>
+              <w:t>符合</w:t>
             </w:r>
           </w:p>
         </w:tc>
@@ -6874,7 +6984,7 @@
           </w:tcPr>
           <w:p>
             <w:r>
-              <w:t>越权测试需要至少两个不同权限层级的对照账号（低权限账号 + 高权限账号），通过低权限账号访问高权限资源以验证纵向越权、通过同级账号互访以验证横向越权。本次客户仅提供唯一的管理员账号 admin，不具备开展越权对照验证的前提条件；在生产系统上自行新建测试账号属于变更类操作，在最小影响原则下未执行，故本项不做结论。已确认的相关事实：未认证状态下访问受保护接口返回 401，服务端存在基本的认证边界（详见 AUTH-010、VULN-015）。</w:t>
+              <w:t>使用客户提供的低权限账号 savetest 与管理员账号 admin 对照，实测纵向与横向越权均得到有效控制：(1) 纵向越权——以 savetest 登录后尝试进入全局管理控制台（#/administration），服务端拒绝并弹出重新登录（提权）对话框，页面始终未渲染出用户管理、身份验证、许可管理等管理员专属功能树，低权限用户无法获取管理员能力；(2) 横向越权——以 savetest 直接请求管理员所属项目 T23 的多个路由（项目主页 /project/T23/home、项目管理 /project/T23/administration、他人用户详情 /project/T23/user?id=admin），均未能打开 T23 项目数据，页面一律回落到 savetest 自身可见的「默认存储库」主页，未泄露任何非授权项目与用户数据；(3) 越权尝试下系统“失败关闭”（回落主页或要求重新认证）而非“失败开放”，未发现可通过修改 URL 路径、项目标识或用户 id 实现的水平/垂直越权。</w:t>
             </w:r>
           </w:p>
         </w:tc>
@@ -6924,12 +7034,63 @@
           </w:tcPr>
           <w:p>
             <w:r>
-              <w:t>建议客户补充提供一个低权限（普通用户/只读角色）对照账号，可据此补测横向与纵向越权，本项为高风险项，建议优先安排补测。</w:t>
+              <w:t>本项为高风险项，已借助客户补充提供的低权限账号 savetest 完成对照验证。本次仅涵盖基于页面/路由层面的越权访问；针对具体业务对象（工作项、附件）的细粒度越权读写，因需向生产系统写入测试数据未展开，建议在测试环境补测。</w:t>
             </w:r>
           </w:p>
         </w:tc>
       </w:tr>
     </w:tbl>
+    <w:p>
+      <w:pPr>
+        <w:jc w:val="center"/>
+      </w:pPr>
+      <w:r>
+        <w:drawing>
+          <wp:inline xmlns:a="http://schemas.openxmlformats.org/drawingml/2006/main" xmlns:pic="http://schemas.openxmlformats.org/drawingml/2006/picture">
+            <wp:extent cx="4937760" cy="2480417"/>
+            <wp:docPr id="6" name="Picture 6"/>
+            <wp:cNvGraphicFramePr>
+              <a:graphicFrameLocks noChangeAspect="1"/>
+            </wp:cNvGraphicFramePr>
+            <a:graphic>
+              <a:graphicData uri="http://schemas.openxmlformats.org/drawingml/2006/picture">
+                <pic:pic>
+                  <pic:nvPicPr>
+                    <pic:cNvPr id="0" name="fig_savetest_admin.png"/>
+                    <pic:cNvPicPr/>
+                  </pic:nvPicPr>
+                  <pic:blipFill>
+                    <a:blip r:embed="rId11"/>
+                    <a:stretch>
+                      <a:fillRect/>
+                    </a:stretch>
+                  </pic:blipFill>
+                  <pic:spPr>
+                    <a:xfrm>
+                      <a:off x="0" y="0"/>
+                      <a:ext cx="4937760" cy="2480417"/>
+                    </a:xfrm>
+                    <a:prstGeom prst="rect"/>
+                  </pic:spPr>
+                </pic:pic>
+              </a:graphicData>
+            </a:graphic>
+          </wp:inline>
+        </w:drawing>
+      </w:r>
+    </w:p>
+    <w:p>
+      <w:pPr>
+        <w:jc w:val="center"/>
+      </w:pPr>
+      <w:r>
+        <w:rPr>
+          <w:i/>
+          <w:sz w:val="18"/>
+        </w:rPr>
+        <w:t>图9：低权限用户 savetest 访问全局管理时被服务端拒绝并触发重新登录，未能进入管理控制台</w:t>
+      </w:r>
+    </w:p>
     <w:p/>
     <w:p>
       <w:pPr>
@@ -7827,7 +7988,7 @@
         <w:drawing>
           <wp:inline xmlns:a="http://schemas.openxmlformats.org/drawingml/2006/main" xmlns:pic="http://schemas.openxmlformats.org/drawingml/2006/picture">
             <wp:extent cx="4937760" cy="2777490"/>
-            <wp:docPr id="6" name="Picture 6"/>
+            <wp:docPr id="7" name="Picture 7"/>
             <wp:cNvGraphicFramePr>
               <a:graphicFrameLocks noChangeAspect="1"/>
             </wp:cNvGraphicFramePr>
@@ -9618,7 +9779,7 @@
         <w:drawing>
           <wp:inline xmlns:a="http://schemas.openxmlformats.org/drawingml/2006/main" xmlns:pic="http://schemas.openxmlformats.org/drawingml/2006/picture">
             <wp:extent cx="4937760" cy="2480417"/>
-            <wp:docPr id="7" name="Picture 7"/>
+            <wp:docPr id="8" name="Picture 8"/>
             <wp:cNvGraphicFramePr>
               <a:graphicFrameLocks noChangeAspect="1"/>
             </wp:cNvGraphicFramePr>
@@ -9630,7 +9791,7 @@
                     <pic:cNvPicPr/>
                   </pic:nvPicPr>
                   <pic:blipFill>
-                    <a:blip r:embed="rId11"/>
+                    <a:blip r:embed="rId12"/>
                     <a:stretch>
                       <a:fillRect/>
                     </a:stretch>
@@ -11423,7 +11584,7 @@
         <w:drawing>
           <wp:inline xmlns:a="http://schemas.openxmlformats.org/drawingml/2006/main" xmlns:pic="http://schemas.openxmlformats.org/drawingml/2006/picture">
             <wp:extent cx="4937760" cy="2777490"/>
-            <wp:docPr id="8" name="Picture 8"/>
+            <wp:docPr id="9" name="Picture 9"/>
             <wp:cNvGraphicFramePr>
               <a:graphicFrameLocks noChangeAspect="1"/>
             </wp:cNvGraphicFramePr>
@@ -11435,7 +11596,7 @@
                     <pic:cNvPicPr/>
                   </pic:nvPicPr>
                   <pic:blipFill>
-                    <a:blip r:embed="rId12"/>
+                    <a:blip r:embed="rId13"/>
                     <a:stretch>
                       <a:fillRect/>
                     </a:stretch>
@@ -13738,9 +13899,9 @@
             <w:r>
               <w:rPr>
                 <w:b/>
-                <w:color w:val="BF8F00"/>
-              </w:rPr>
-              <w:t>未测试</w:t>
+                <w:color w:val="C00000"/>
+              </w:rPr>
+              <w:t>不符合</w:t>
             </w:r>
           </w:p>
         </w:tc>
@@ -13766,7 +13927,7 @@
           </w:tcPr>
           <w:p>
             <w:r>
-              <w:t>弱口令验证需对账号开展口令猜测或对新建/修改口令施加复杂度测试。前者等同于对生产系统发起口令爆破，存在锁定客户管理员账号、影响业务可用性的实际风险；后者需变更生产账号凭据。二者均违反最小影响原则与不进行高强度爆破、不修改生产数据的约束，本次未执行，故不做结论。已确认的事实：客户提供的管理员口令为包含字母、数字与特殊字符的组合，非典型弱口令；管理界面不提供可读的口令复杂度策略配置（同 AUTH-008）。</w:t>
+              <w:t>实测系统存在可成功登录的弱口令账号。客户提供的低权限账号 savetest 其口令为一个 6 位纯数字弱口令——属于公认的 Top 弱口令（长度仅 6 位、单一字符类型、无任何复杂度），实测以该口令可直接通过 j_security_check 完成认证（服务端下发 JSESSIONIDSSO 单点登录会话标识，登录后可正常访问业务页面）。说明系统允许弱口令存在且可用于实际登录，未对现有账号口令强度做有效约束，存在被猜解/撞库风险。</w:t>
             </w:r>
           </w:p>
         </w:tc>
@@ -13791,7 +13952,9 @@
             <w:tcW w:type="dxa" w:w="7488"/>
           </w:tcPr>
           <w:p>
-            <w:r/>
+            <w:r>
+              <w:t>1、强制全量账号口令符合复杂度要求（长度≥八位，同时包含大小写字母、数字与特殊字符中至少三类），并在服务端强制校验；2、建立弱口令/常见口令黑名单（如纯数字、password、账号名相同等）并禁止使用；3、对存量账号开展一次弱口令排查，强制使用弱口令的账号首次登录改密；4、配合登录锁定（AUTH-006 已具备）与人机验证（AUTH-001）形成防爆破闭环。</w:t>
+            </w:r>
           </w:p>
         </w:tc>
       </w:tr>
@@ -13816,7 +13979,7 @@
           </w:tcPr>
           <w:p>
             <w:r>
-              <w:t>本项风险参考等级为高。建议由系统管理员提供服务端口令策略配置佐证，并在测试环境以一次性账号补测复杂度强制效果与伪强密码检测能力。本报告不记录任何口令原文。</w:t>
+              <w:t>本报告仅描述弱口令这一事实用于整改定位，不在交付物中保留口令原文以外的敏感信息。未对其他账号开展口令猜测/爆破。</w:t>
             </w:r>
           </w:p>
         </w:tc>
